--- a/ENG/Норникель_тексты_Глава_5_ENG.docx
+++ b/ENG/Норникель_тексты_Глава_5_ENG.docx
@@ -2140,7 +2140,7 @@
         <w:rPr>
           <w:lang w:val="en-GB" w:bidi="en-US"/>
         </w:rPr>
-        <w:t>A total 97 countries and over 1,900 organisations have already joined the Greening Education Partnership</w:t>
+        <w:t>A total of 97 countries and over 1,900 organisations have already joined the Greening Education Partnership</w:t>
       </w:r>
     </w:p>
     <w:p>
@@ -2180,7 +2180,7 @@
         <w:rPr>
           <w:lang w:val="en-GB" w:bidi="en-US"/>
         </w:rPr>
-        <w:t>A total 96,000 schools across 93 countries already meet the green school quality standard</w:t>
+        <w:t>A total of 96,000 schools across 93 countries already meet the green school quality standard</w:t>
       </w:r>
     </w:p>
     <w:p>
